--- a/EXPORTS/DOCX/published/niveau3/English/WMAmsterdam.docx
+++ b/EXPORTS/DOCX/published/niveau3/English/WMAmsterdam.docx
@@ -386,7 +386,6 @@
           <w:i w:val="0"/>
           <w:color w:val="0000FF"/>
           <w:sz w:val="24"/>
-          <w:u w:val="single"/>
         </w:rPr>
         <w:t>Johann George Ott</w:t>
       </w:r>
@@ -428,7 +427,7 @@
           <w:sz w:val="24"/>
           <w:u w:val="single"/>
         </w:rPr>
-        <w:hyperlink r:id="rId11" w:history="1">
+        <w:hyperlink r:id="rId10" w:history="1">
           <w:r>
             <w:rPr>
               <w:rStyle w:val="Hyperlink"/>
@@ -457,7 +456,7 @@
           <w:sz w:val="24"/>
           <w:u w:val="single"/>
         </w:rPr>
-        <w:hyperlink r:id="rId11" w:history="1">
+        <w:hyperlink r:id="rId10" w:history="1">
           <w:r>
             <w:rPr>
               <w:rStyle w:val="Hyperlink"/>
@@ -475,7 +474,7 @@
           <w:sz w:val="24"/>
           <w:u w:val="single"/>
         </w:rPr>
-        <w:hyperlink r:id="rId11" w:history="1">
+        <w:hyperlink r:id="rId10" w:history="1">
           <w:r>
             <w:rPr>
               <w:rStyle w:val="Hyperlink"/>
@@ -493,7 +492,7 @@
           <w:sz w:val="24"/>
           <w:u w:val="single"/>
         </w:rPr>
-        <w:hyperlink r:id="rId11" w:history="1">
+        <w:hyperlink r:id="rId10" w:history="1">
           <w:r>
             <w:rPr>
               <w:rStyle w:val="Hyperlink"/>
@@ -1479,7 +1478,7 @@
           <w:sz w:val="24"/>
           <w:u w:val="single"/>
         </w:rPr>
-        <w:hyperlink r:id="rId13" w:history="1">
+        <w:hyperlink r:id="rId14" w:history="1">
           <w:r>
             <w:rPr>
               <w:rStyle w:val="Hyperlink"/>
@@ -1508,7 +1507,7 @@
           <w:sz w:val="24"/>
           <w:u w:val="single"/>
         </w:rPr>
-        <w:hyperlink r:id="rId13" w:history="1">
+        <w:hyperlink r:id="rId14" w:history="1">
           <w:r>
             <w:rPr>
               <w:rStyle w:val="Hyperlink"/>
@@ -1526,7 +1525,7 @@
           <w:sz w:val="24"/>
           <w:u w:val="single"/>
         </w:rPr>
-        <w:hyperlink r:id="rId13" w:history="1">
+        <w:hyperlink r:id="rId14" w:history="1">
           <w:r>
             <w:rPr>
               <w:rStyle w:val="Hyperlink"/>
@@ -1555,7 +1554,7 @@
           <w:sz w:val="24"/>
           <w:u w:val="single"/>
         </w:rPr>
-        <w:hyperlink r:id="rId13" w:history="1">
+        <w:hyperlink r:id="rId14" w:history="1">
           <w:r>
             <w:rPr>
               <w:rStyle w:val="Hyperlink"/>
@@ -1584,7 +1583,7 @@
           <w:sz w:val="24"/>
           <w:u w:val="single"/>
         </w:rPr>
-        <w:hyperlink r:id="rId13" w:history="1">
+        <w:hyperlink r:id="rId14" w:history="1">
           <w:r>
             <w:rPr>
               <w:rStyle w:val="Hyperlink"/>
@@ -1714,7 +1713,7 @@
           <w:sz w:val="24"/>
           <w:u w:val="single"/>
         </w:rPr>
-        <w:hyperlink r:id="rId14" w:history="1">
+        <w:hyperlink r:id="rId13" w:history="1">
           <w:r>
             <w:rPr>
               <w:rStyle w:val="Hyperlink"/>
@@ -1730,8 +1729,9 @@
           <w:i w:val="0"/>
           <w:color w:val="0000FF"/>
           <w:sz w:val="24"/>
-        </w:rPr>
-        <w:t xml:space="preserve"> Leiden (now Naturalis Biodiv</w:t>
+          <w:u w:val="single"/>
+        </w:rPr>
+        <w:t xml:space="preserve"> </w:t>
       </w:r>
       <w:r>
         <w:rPr>
@@ -1743,6 +1743,183 @@
           <w:u w:val="single"/>
         </w:rPr>
         <w:hyperlink r:id="rId13" w:history="1">
+          <w:r>
+            <w:rPr>
+              <w:rStyle w:val="Hyperlink"/>
+            </w:rPr>
+            <w:t>Leid</w:t>
+          </w:r>
+        </w:hyperlink>
+      </w:r>
+      <w:r>
+        <w:rPr>
+          <w:rFonts w:ascii="Charis SIL Regular" w:hAnsi="Charis SIL Regular" w:eastAsia="Charis SIL Regular"/>
+          <w:b w:val="0"/>
+          <w:i w:val="0"/>
+          <w:color w:val="0000FF"/>
+          <w:sz w:val="24"/>
+          <w:u w:val="single"/>
+        </w:rPr>
+        <w:hyperlink r:id="rId13" w:history="1">
+          <w:r>
+            <w:rPr>
+              <w:rStyle w:val="Hyperlink"/>
+            </w:rPr>
+            <w:t>e</w:t>
+          </w:r>
+        </w:hyperlink>
+      </w:r>
+      <w:r>
+        <w:rPr>
+          <w:rFonts w:ascii="Charis SIL Regular" w:hAnsi="Charis SIL Regular" w:eastAsia="Charis SIL Regular"/>
+          <w:b w:val="0"/>
+          <w:i w:val="0"/>
+          <w:color w:val="0000FF"/>
+          <w:sz w:val="24"/>
+          <w:u w:val="single"/>
+        </w:rPr>
+        <w:hyperlink r:id="rId13" w:history="1">
+          <w:r>
+            <w:rPr>
+              <w:rStyle w:val="Hyperlink"/>
+            </w:rPr>
+            <w:t>n</w:t>
+          </w:r>
+        </w:hyperlink>
+      </w:r>
+      <w:r>
+        <w:rPr>
+          <w:rFonts w:ascii="Charis SIL Regular" w:hAnsi="Charis SIL Regular" w:eastAsia="Charis SIL Regular"/>
+          <w:b w:val="0"/>
+          <w:i w:val="0"/>
+          <w:color w:val="0000FF"/>
+          <w:sz w:val="24"/>
+          <w:u w:val="single"/>
+        </w:rPr>
+        <w:t xml:space="preserve"> </w:t>
+      </w:r>
+      <w:r>
+        <w:rPr>
+          <w:rFonts w:ascii="Charis SIL Regular" w:hAnsi="Charis SIL Regular" w:eastAsia="Charis SIL Regular"/>
+          <w:b w:val="0"/>
+          <w:i w:val="0"/>
+          <w:color w:val="0000FF"/>
+          <w:sz w:val="24"/>
+          <w:u w:val="single"/>
+        </w:rPr>
+        <w:hyperlink r:id="rId13" w:history="1">
+          <w:r>
+            <w:rPr>
+              <w:rStyle w:val="Hyperlink"/>
+            </w:rPr>
+            <w:t>(now</w:t>
+          </w:r>
+        </w:hyperlink>
+      </w:r>
+      <w:r>
+        <w:rPr>
+          <w:rFonts w:ascii="Charis SIL Regular" w:hAnsi="Charis SIL Regular" w:eastAsia="Charis SIL Regular"/>
+          <w:b w:val="0"/>
+          <w:i w:val="0"/>
+          <w:color w:val="0000FF"/>
+          <w:sz w:val="24"/>
+          <w:u w:val="single"/>
+        </w:rPr>
+        <w:t xml:space="preserve"> </w:t>
+      </w:r>
+      <w:r>
+        <w:rPr>
+          <w:rFonts w:ascii="Charis SIL Regular" w:hAnsi="Charis SIL Regular" w:eastAsia="Charis SIL Regular"/>
+          <w:b w:val="0"/>
+          <w:i w:val="0"/>
+          <w:color w:val="0000FF"/>
+          <w:sz w:val="24"/>
+          <w:u w:val="single"/>
+        </w:rPr>
+        <w:hyperlink r:id="rId14" w:history="1">
+          <w:r>
+            <w:rPr>
+              <w:rStyle w:val="Hyperlink"/>
+            </w:rPr>
+            <w:t>Natu</w:t>
+          </w:r>
+        </w:hyperlink>
+      </w:r>
+      <w:r>
+        <w:rPr>
+          <w:rFonts w:ascii="Charis SIL Regular" w:hAnsi="Charis SIL Regular" w:eastAsia="Charis SIL Regular"/>
+          <w:b w:val="0"/>
+          <w:i w:val="0"/>
+          <w:color w:val="0000FF"/>
+          <w:sz w:val="24"/>
+          <w:u w:val="single"/>
+        </w:rPr>
+        <w:hyperlink r:id="rId14" w:history="1">
+          <w:r>
+            <w:rPr>
+              <w:rStyle w:val="Hyperlink"/>
+            </w:rPr>
+            <w:t>r</w:t>
+          </w:r>
+        </w:hyperlink>
+      </w:r>
+      <w:r>
+        <w:rPr>
+          <w:rFonts w:ascii="Charis SIL Regular" w:hAnsi="Charis SIL Regular" w:eastAsia="Charis SIL Regular"/>
+          <w:b w:val="0"/>
+          <w:i w:val="0"/>
+          <w:color w:val="0000FF"/>
+          <w:sz w:val="24"/>
+          <w:u w:val="single"/>
+        </w:rPr>
+        <w:hyperlink r:id="rId14" w:history="1">
+          <w:r>
+            <w:rPr>
+              <w:rStyle w:val="Hyperlink"/>
+            </w:rPr>
+            <w:t>alis</w:t>
+          </w:r>
+        </w:hyperlink>
+      </w:r>
+      <w:r>
+        <w:rPr>
+          <w:rFonts w:ascii="Charis SIL Regular" w:hAnsi="Charis SIL Regular" w:eastAsia="Charis SIL Regular"/>
+          <w:b w:val="0"/>
+          <w:i w:val="0"/>
+          <w:color w:val="0000FF"/>
+          <w:sz w:val="24"/>
+          <w:u w:val="single"/>
+        </w:rPr>
+        <w:t xml:space="preserve"> </w:t>
+      </w:r>
+      <w:r>
+        <w:rPr>
+          <w:rFonts w:ascii="Charis SIL Regular" w:hAnsi="Charis SIL Regular" w:eastAsia="Charis SIL Regular"/>
+          <w:b w:val="0"/>
+          <w:i w:val="0"/>
+          <w:color w:val="0000FF"/>
+          <w:sz w:val="24"/>
+          <w:u w:val="single"/>
+        </w:rPr>
+        <w:hyperlink r:id="rId14" w:history="1">
+          <w:r>
+            <w:rPr>
+              <w:rStyle w:val="Hyperlink"/>
+            </w:rPr>
+            <w:t>Biodiv</w:t>
+          </w:r>
+        </w:hyperlink>
+      </w:r>
+      <w:r>
+        <w:rPr>
+          <w:rFonts w:ascii="Charis SIL Regular" w:hAnsi="Charis SIL Regular" w:eastAsia="Charis SIL Regular"/>
+          <w:b w:val="0"/>
+          <w:i w:val="0"/>
+          <w:color w:val="0000FF"/>
+          <w:sz w:val="24"/>
+          <w:u w:val="single"/>
+        </w:rPr>
+        <w:hyperlink r:id="rId14" w:history="1">
           <w:r>
             <w:rPr>
               <w:rStyle w:val="Hyperlink"/>
@@ -1760,7 +1937,7 @@
           <w:sz w:val="24"/>
           <w:u w:val="single"/>
         </w:rPr>
-        <w:hyperlink r:id="rId13" w:history="1">
+        <w:hyperlink r:id="rId14" w:history="1">
           <w:r>
             <w:rPr>
               <w:rStyle w:val="Hyperlink"/>
@@ -1789,7 +1966,7 @@
           <w:sz w:val="24"/>
           <w:u w:val="single"/>
         </w:rPr>
-        <w:hyperlink r:id="rId13" w:history="1">
+        <w:hyperlink r:id="rId14" w:history="1">
           <w:r>
             <w:rPr>
               <w:rStyle w:val="Hyperlink"/>

--- a/EXPORTS/DOCX/published/niveau3/English/WMAmsterdam.docx
+++ b/EXPORTS/DOCX/published/niveau3/English/WMAmsterdam.docx
@@ -386,8 +386,16 @@
           <w:i w:val="0"/>
           <w:color w:val="0000FF"/>
           <w:sz w:val="24"/>
-        </w:rPr>
-        <w:t>Johann George Ott</w:t>
+          <w:u w:val="single"/>
+        </w:rPr>
+        <w:hyperlink r:id="rId11" w:history="1">
+          <w:r>
+            <w:rPr>
+              <w:rStyle w:val="Hyperlink"/>
+            </w:rPr>
+            <w:t>Johann</w:t>
+          </w:r>
+        </w:hyperlink>
       </w:r>
       <w:r>
         <w:rPr>
@@ -398,7 +406,65 @@
           <w:sz w:val="24"/>
           <w:u w:val="single"/>
         </w:rPr>
-        <w:hyperlink r:id="rId10" w:history="1">
+        <w:t xml:space="preserve"> </w:t>
+      </w:r>
+      <w:r>
+        <w:rPr>
+          <w:rFonts w:ascii="Charis SIL Regular" w:hAnsi="Charis SIL Regular" w:eastAsia="Charis SIL Regular"/>
+          <w:b w:val="0"/>
+          <w:i w:val="0"/>
+          <w:color w:val="0000FF"/>
+          <w:sz w:val="24"/>
+          <w:u w:val="single"/>
+        </w:rPr>
+        <w:hyperlink r:id="rId11" w:history="1">
+          <w:r>
+            <w:rPr>
+              <w:rStyle w:val="Hyperlink"/>
+            </w:rPr>
+            <w:t>George</w:t>
+          </w:r>
+        </w:hyperlink>
+      </w:r>
+      <w:r>
+        <w:rPr>
+          <w:rFonts w:ascii="Charis SIL Regular" w:hAnsi="Charis SIL Regular" w:eastAsia="Charis SIL Regular"/>
+          <w:b w:val="0"/>
+          <w:i w:val="0"/>
+          <w:color w:val="0000FF"/>
+          <w:sz w:val="24"/>
+          <w:u w:val="single"/>
+        </w:rPr>
+        <w:t xml:space="preserve"> </w:t>
+      </w:r>
+      <w:r>
+        <w:rPr>
+          <w:rFonts w:ascii="Charis SIL Regular" w:hAnsi="Charis SIL Regular" w:eastAsia="Charis SIL Regular"/>
+          <w:b w:val="0"/>
+          <w:i w:val="0"/>
+          <w:color w:val="0000FF"/>
+          <w:sz w:val="24"/>
+          <w:u w:val="single"/>
+        </w:rPr>
+        <w:hyperlink r:id="rId11" w:history="1">
+          <w:r>
+            <w:rPr>
+              <w:rStyle w:val="Hyperlink"/>
+            </w:rPr>
+            <w:t>Ott</w:t>
+          </w:r>
+        </w:hyperlink>
+      </w:r>
+      <w:r>
+        <w:rPr>
+          <w:rFonts w:ascii="Charis SIL Regular" w:hAnsi="Charis SIL Regular" w:eastAsia="Charis SIL Regular"/>
+          <w:b w:val="0"/>
+          <w:i w:val="0"/>
+          <w:color w:val="0000FF"/>
+          <w:sz w:val="24"/>
+          <w:u w:val="single"/>
+        </w:rPr>
+        <w:hyperlink r:id="rId11" w:history="1">
           <w:r>
             <w:rPr>
               <w:rStyle w:val="Hyperlink"/>
@@ -427,7 +493,7 @@
           <w:sz w:val="24"/>
           <w:u w:val="single"/>
         </w:rPr>
-        <w:hyperlink r:id="rId10" w:history="1">
+        <w:hyperlink r:id="rId11" w:history="1">
           <w:r>
             <w:rPr>
               <w:rStyle w:val="Hyperlink"/>
@@ -456,7 +522,7 @@
           <w:sz w:val="24"/>
           <w:u w:val="single"/>
         </w:rPr>
-        <w:hyperlink r:id="rId10" w:history="1">
+        <w:hyperlink r:id="rId11" w:history="1">
           <w:r>
             <w:rPr>
               <w:rStyle w:val="Hyperlink"/>
@@ -1478,7 +1544,7 @@
           <w:sz w:val="24"/>
           <w:u w:val="single"/>
         </w:rPr>
-        <w:hyperlink r:id="rId14" w:history="1">
+        <w:hyperlink r:id="rId13" w:history="1">
           <w:r>
             <w:rPr>
               <w:rStyle w:val="Hyperlink"/>
@@ -1601,7 +1667,7 @@
           <w:sz w:val="24"/>
           <w:u w:val="single"/>
         </w:rPr>
-        <w:hyperlink r:id="rId13" w:history="1">
+        <w:hyperlink r:id="rId14" w:history="1">
           <w:r>
             <w:rPr>
               <w:rStyle w:val="Hyperlink"/>
